--- a/ML_System_Design/ML_SD_M23_Exam_Mapping.docx
+++ b/ML_System_Design/ML_SD_M23_Exam_Mapping.docx
@@ -762,7 +762,7 @@
       <w:r>
         <w:drawing>
           <wp:inline>
-            <wp:extent cx="5334000" cy="2750170"/>
+            <wp:extent cx="5727700" cy="2953159"/>
             <wp:effectExtent b="0" l="0" r="0" t="0"/>
             <wp:docPr descr="Landscape of Indian competitive exams that touch ML and data topics — SEBI Grade A IT, RBI Grade B IT, GATE CS, GATE DA, ISRO and DRDO — arranged by how heavily each tests core ML, data, and systems fundamentals." title="" id="10" name="Picture"/>
             <a:graphic>
@@ -783,7 +783,7 @@
                   <pic:spPr bwMode="auto">
                     <a:xfrm>
                       <a:off x="0" y="0"/>
-                      <a:ext cx="5334000" cy="2750170"/>
+                      <a:ext cx="5727700" cy="2953159"/>
                     </a:xfrm>
                     <a:prstGeom prst="rect">
                       <a:avLst/>
@@ -1175,7 +1175,7 @@
       <w:r>
         <w:drawing>
           <wp:inline>
-            <wp:extent cx="5334000" cy="2750170"/>
+            <wp:extent cx="5727700" cy="2953159"/>
             <wp:effectExtent b="0" l="0" r="0" t="0"/>
             <wp:docPr descr="A large matrix mapping course topics (rows) against six competitive exams (columns: SEBI Grade A IT, RBI Grade B IT, GATE CS, GATE DA, ISRO, DRDO), with each cell shaded by how heavily that exam tests the topic." title="" id="16" name="Picture"/>
             <a:graphic>
@@ -1196,7 +1196,7 @@
                   <pic:spPr bwMode="auto">
                     <a:xfrm>
                       <a:off x="0" y="0"/>
-                      <a:ext cx="5334000" cy="2750170"/>
+                      <a:ext cx="5727700" cy="2953159"/>
                     </a:xfrm>
                     <a:prstGeom prst="rect">
                       <a:avLst/>
@@ -2950,7 +2950,7 @@
       <w:r>
         <w:drawing>
           <wp:inline>
-            <wp:extent cx="5334000" cy="2750170"/>
+            <wp:extent cx="5727700" cy="2953159"/>
             <wp:effectExtent b="0" l="0" r="0" t="0"/>
             <wp:docPr descr="The high-overlap core: six clusters that recur across SEBI, RBI, GATE and ISRO — ML basics, DBMS for ML, data pipelines/ETL, evaluation metrics, statistics and probability, and systems foundations (caching, DB, CAP) — shown as overlapping circles converging on a shared exam core." title="" id="23" name="Picture"/>
             <a:graphic>
@@ -2971,7 +2971,7 @@
                   <pic:spPr bwMode="auto">
                     <a:xfrm>
                       <a:off x="0" y="0"/>
-                      <a:ext cx="5334000" cy="2750170"/>
+                      <a:ext cx="5727700" cy="2953159"/>
                     </a:xfrm>
                     <a:prstGeom prst="rect">
                       <a:avLst/>
@@ -3629,7 +3629,7 @@
       <w:r>
         <w:drawing>
           <wp:inline>
-            <wp:extent cx="5334000" cy="2750170"/>
+            <wp:extent cx="5727700" cy="2953159"/>
             <wp:effectExtent b="0" l="0" r="0" t="0"/>
             <wp:docPr descr="A module-by-module split showing each course module placed on a spectrum from exam-relevant (crisp, definitional, testable on paper) to interview-relevant (open design judgment), with foundations, data, ML basics, metrics, governance and systems on the exam side and framing, serving, MLOps and case studies on the interview side." title="" id="29" name="Picture"/>
             <a:graphic>
@@ -3650,7 +3650,7 @@
                   <pic:spPr bwMode="auto">
                     <a:xfrm>
                       <a:off x="0" y="0"/>
-                      <a:ext cx="5334000" cy="2750170"/>
+                      <a:ext cx="5727700" cy="2953159"/>
                     </a:xfrm>
                     <a:prstGeom prst="rect">
                       <a:avLst/>
@@ -4585,7 +4585,7 @@
       <w:r>
         <w:drawing>
           <wp:inline>
-            <wp:extent cx="5334000" cy="2750170"/>
+            <wp:extent cx="5727700" cy="2953159"/>
             <wp:effectExtent b="0" l="0" r="0" t="0"/>
             <wp:docPr descr="An exam-value funnel showing that a handful of modules carry almost all written-exam weight — M01 foundations, M04 data engineering, M05/M06 ML basics, M07 evaluation metrics, M18 governance and privacy, and M19 systems foundations — while the remaining design and case-study modules carry little exam weight." title="" id="36" name="Picture"/>
             <a:graphic>
@@ -4606,7 +4606,7 @@
                   <pic:spPr bwMode="auto">
                     <a:xfrm>
                       <a:off x="0" y="0"/>
-                      <a:ext cx="5334000" cy="2750170"/>
+                      <a:ext cx="5727700" cy="2953159"/>
                     </a:xfrm>
                     <a:prstGeom prst="rect">
                       <a:avLst/>
@@ -4993,7 +4993,7 @@
       <w:r>
         <w:drawing>
           <wp:inline>
-            <wp:extent cx="5334000" cy="2750170"/>
+            <wp:extent cx="5727700" cy="2953159"/>
             <wp:effectExtent b="0" l="0" r="0" t="0"/>
             <wp:docPr descr="A revision cycle drawn as a loop: plan by weight, read the high-value module, self-test with PYQ-style MCQs, mark weak spots, space-repeat the weak spots, then loop back — with a final timed mock before the exam." title="" id="43" name="Picture"/>
             <a:graphic>
@@ -5014,7 +5014,7 @@
                   <pic:spPr bwMode="auto">
                     <a:xfrm>
                       <a:off x="0" y="0"/>
-                      <a:ext cx="5334000" cy="2750170"/>
+                      <a:ext cx="5727700" cy="2953159"/>
                     </a:xfrm>
                     <a:prstGeom prst="rect">
                       <a:avLst/>
@@ -9375,6 +9375,8 @@
       <w:footnotePr>
         <w:numRestart w:val="eachSect"/>
       </w:footnotePr>
+      <w:pgSz w:h="16838" w:w="11906"/>
+      <w:pgMar w:bottom="1440" w:footer="720" w:gutter="0" w:header="720" w:left="1440" w:right="1440" w:top="1440"/>
     </w:sectPr>
   </w:body>
 </w:document>
